--- a/docs/teaching/nexacare-whitegum/Teaching_Guide_NexaCare_Whitegum.docx
+++ b/docs/teaching/nexacare-whitegum/Teaching_Guide_NexaCare_Whitegum.docx
@@ -8,7 +8,7 @@
       </w:pPr>
       <w:bookmarkStart w:id="20" w:name="Xfe841b107b7819c5c0f826f72782df4fb846e74"/>
       <w:r>
-        <w:t xml:space="preserve">Instructor Guide — NexaCare/Whitegum on Mike (Australia)</w:t>
+        <w:t xml:space="preserve">Instructor Guide — NexaCare/Whitegum on Rose</w:t>
       </w:r>
       <w:bookmarkEnd w:id="20"/>
     </w:p>
@@ -20,13 +20,7 @@
         <w:rPr>
           <w:i/>
         </w:rPr>
-        <w:t xml:space="preserve">For research and educational purposes only. Companion to</w:t>
-      </w:r>
-      <w:r>
-        <w:rPr>
-          <w:i/>
-        </w:rPr>
-        <w:t xml:space="preserve"> </w:t>
+        <w:t xml:space="preserve">For research and educational purposes only. Companion to </w:t>
       </w:r>
       <w:r>
         <w:rPr>
@@ -39,19 +33,7 @@
         <w:rPr>
           <w:i/>
         </w:rPr>
-        <w:t xml:space="preserve"> </w:t>
-      </w:r>
-      <w:r>
-        <w:rPr>
-          <w:i/>
-        </w:rPr>
-        <w:t xml:space="preserve">and the seed package in</w:t>
-      </w:r>
-      <w:r>
-        <w:rPr>
-          <w:i/>
-        </w:rPr>
-        <w:t xml:space="preserve"> </w:t>
+        <w:t xml:space="preserve"> and the seed package in </w:t>
       </w:r>
       <w:r>
         <w:rPr>
@@ -139,7 +121,7 @@
               <w:jc w:val="left"/>
             </w:pPr>
             <w:r>
-              <w:t xml:space="preserve">Mike feature exercised</w:t>
+              <w:t xml:space="preserve">Rose feature exercised</w:t>
             </w:r>
           </w:p>
         </w:tc>
@@ -215,10 +197,7 @@
               <w:jc w:val="left"/>
             </w:pPr>
             <w:r>
-              <w:t xml:space="preserve">Playbooks,</w:t>
-            </w:r>
-            <w:r>
-              <w:t xml:space="preserve"> </w:t>
+              <w:t xml:space="preserve">Playbooks, </w:t>
             </w:r>
             <w:r>
               <w:rPr>
@@ -254,24 +233,18 @@
               <w:t xml:space="preserve">seed/clauses_import.csv</w:t>
             </w:r>
             <w:r>
-              <w:t xml:space="preserve"> </w:t>
-            </w:r>
-            <w:r>
-              <w:t xml:space="preserve">(import via UI so embeddings generate)</w:t>
-            </w:r>
-          </w:p>
-        </w:tc>
-        <w:tc>
-          <w:p>
-            <w:pPr>
-              <w:pStyle w:val="Compact"/>
-              <w:jc w:val="left"/>
-            </w:pPr>
-            <w:r>
-              <w:t xml:space="preserve">Clause library, semantic</w:t>
-            </w:r>
-            <w:r>
-              <w:t xml:space="preserve"> </w:t>
+              <w:t xml:space="preserve"> (import via UI so embeddings generate)</w:t>
+            </w:r>
+          </w:p>
+        </w:tc>
+        <w:tc>
+          <w:p>
+            <w:pPr>
+              <w:pStyle w:val="Compact"/>
+              <w:jc w:val="left"/>
+            </w:pPr>
+            <w:r>
+              <w:t xml:space="preserve">Clause library, semantic </w:t>
             </w:r>
             <w:r>
               <w:rPr>
@@ -450,10 +423,7 @@
         <w:pStyle w:val="FirstParagraph"/>
       </w:pPr>
       <w:r>
-        <w:t xml:space="preserve">The source documents contain</w:t>
-      </w:r>
-      <w:r>
-        <w:t xml:space="preserve"> </w:t>
+        <w:t xml:space="preserve">The source documents contain </w:t>
       </w:r>
       <w:r>
         <w:rPr>
@@ -462,10 +432,7 @@
         <w:t xml:space="preserve">planted deviations</w:t>
       </w:r>
       <w:r>
-        <w:t xml:space="preserve"> </w:t>
-      </w:r>
-      <w:r>
-        <w:t xml:space="preserve">so that correct AI output is checkable against a known answer key:</w:t>
+        <w:t xml:space="preserve"> so that correct AI output is checkable against a known answer key:</w:t>
       </w:r>
     </w:p>
     <w:p>
@@ -479,10 +446,7 @@
         <w:t xml:space="preserve">MediTrax notice vs MSA extract</w:t>
       </w:r>
       <w:r>
-        <w:t xml:space="preserve"> </w:t>
-      </w:r>
-      <w:r>
-        <w:t xml:space="preserve">(Aisha’s Week 2 exercise) — five demands, each with a known classification:</w:t>
+        <w:t xml:space="preserve"> (Aisha’s Week 2 exercise) — five demands, each with a known classification:</w:t>
       </w:r>
     </w:p>
     <w:tbl>
@@ -582,10 +546,7 @@
               <w:jc w:val="left"/>
             </w:pPr>
             <w:r>
-              <w:t xml:space="preserve">Overreach — the clause imposes the clock on the</w:t>
-            </w:r>
-            <w:r>
-              <w:t xml:space="preserve"> </w:t>
+              <w:t xml:space="preserve">Overreach — the clause imposes the clock on the </w:t>
             </w:r>
             <w:r>
               <w:rPr>
@@ -642,33 +603,18 @@
               <w:jc w:val="left"/>
             </w:pPr>
             <w:r>
-              <w:t xml:space="preserve">“</w:t>
-            </w:r>
-            <w:r>
-              <w:t xml:space="preserve">Approval</w:t>
-            </w:r>
-            <w:r>
-              <w:t xml:space="preserve">”</w:t>
-            </w:r>
-            <w:r>
-              <w:t xml:space="preserve"> </w:t>
-            </w:r>
-            <w:r>
-              <w:t xml:space="preserve">of security documentation</w:t>
-            </w:r>
-          </w:p>
-        </w:tc>
-        <w:tc>
-          <w:p>
-            <w:pPr>
-              <w:pStyle w:val="Compact"/>
-              <w:jc w:val="left"/>
-            </w:pPr>
-            <w:r>
-              <w:t xml:space="preserve">cl 22.3: customer provides a</w:t>
-            </w:r>
-            <w:r>
-              <w:t xml:space="preserve"> </w:t>
+              <w:t xml:space="preserve">“Approval” of security documentation</w:t>
+            </w:r>
+          </w:p>
+        </w:tc>
+        <w:tc>
+          <w:p>
+            <w:pPr>
+              <w:pStyle w:val="Compact"/>
+              <w:jc w:val="left"/>
+            </w:pPr>
+            <w:r>
+              <w:t xml:space="preserve">cl 22.3: customer provides a </w:t>
             </w:r>
             <w:r>
               <w:rPr>
@@ -677,10 +623,7 @@
               <w:t xml:space="preserve">summary</w:t>
             </w:r>
             <w:r>
-              <w:t xml:space="preserve"> </w:t>
-            </w:r>
-            <w:r>
-              <w:t xml:space="preserve">on reasonable request; no vendor approval right</w:t>
+              <w:t xml:space="preserve"> on reasonable request; no vendor approval right</w:t>
             </w:r>
           </w:p>
         </w:tc>
@@ -785,10 +728,7 @@
               <w:jc w:val="left"/>
             </w:pPr>
             <w:r>
-              <w:t xml:space="preserve">cl 19.3: assistance withheld only for</w:t>
-            </w:r>
-            <w:r>
-              <w:t xml:space="preserve"> </w:t>
+              <w:t xml:space="preserve">cl 19.3: assistance withheld only for </w:t>
             </w:r>
             <w:r>
               <w:rPr>
@@ -822,13 +762,7 @@
         <w:t xml:space="preserve">Leases</w:t>
       </w:r>
       <w:r>
-        <w:t xml:space="preserve"> </w:t>
-      </w:r>
-      <w:r>
-        <w:t xml:space="preserve">— Parramatta (NSW) is the benign baseline: reasonableness standard, 14-day clock, holding-company guarantee, statutory-overlay savings clause (cl 11.5 invites the NSW discussion). Toowong (QLD) is the hostile one: absolute discretion, deemed change-of-control capture, $15k fee, market rent review on consent, director personal guarantees (a playbook dealbreaker), make-good reassessment, no timeframe. Discussion: what does the QLD statutory overlay do to cl 13.1 after the 2023 property law reforms commenced in 2025?</w:t>
-      </w:r>
-      <w:r>
-        <w:t xml:space="preserve"> </w:t>
+        <w:t xml:space="preserve"> — Parramatta (NSW) is the benign baseline: reasonableness standard, 14-day clock, holding-company guarantee, statutory-overlay savings clause (cl 11.5 invites the NSW discussion). Toowong (QLD) is the hostile one: absolute discretion, deemed change-of-control capture, $15k fee, market rent review on consent, director personal guarantees (a playbook dealbreaker), make-good reassessment, no timeframe. Discussion: what does the QLD statutory overlay do to cl 13.1 after the 2023 property law reforms commenced in 2025? </w:t>
       </w:r>
       <w:r>
         <w:rPr>
@@ -837,10 +771,7 @@
         <w:t xml:space="preserve">Deliberately left for students to research and verify</w:t>
       </w:r>
       <w:r>
-        <w:t xml:space="preserve"> </w:t>
-      </w:r>
-      <w:r>
-        <w:t xml:space="preserve">— the seed content flags it but never asserts the answer.</w:t>
+        <w:t xml:space="preserve"> — the seed content flags it but never asserts the answer.</w:t>
       </w:r>
     </w:p>
     <w:p>
@@ -854,10 +785,7 @@
         <w:t xml:space="preserve">TSA IT seller draft</w:t>
       </w:r>
       <w:r>
-        <w:t xml:space="preserve"> </w:t>
-      </w:r>
-      <w:r>
-        <w:t xml:space="preserve">— breaches all six playbook positions (12-month auto-extending term, all-or-nothing termination, cost-plus 20% with 10% step-ups, discretionary exit assistance, 1-month liability cap, data-loss exclusion). A clean playbook-review exercise with a perfect-score answer key of six.</w:t>
+        <w:t xml:space="preserve"> — breaches all six playbook positions (12-month auto-extending term, all-or-nothing termination, cost-plus 20% with 10% step-ups, discretionary exit assistance, 1-month liability cap, data-loss exclusion). A clean playbook-review exercise with a perfect-score answer key of six.</w:t>
       </w:r>
     </w:p>
     <w:p>
@@ -871,13 +799,7 @@
         <w:t xml:space="preserve">Share sale nuance</w:t>
       </w:r>
       <w:r>
-        <w:t xml:space="preserve"> </w:t>
-      </w:r>
-      <w:r>
-        <w:t xml:space="preserve">running through everything: the employer and lessee entity does not change. Students should catch that (a) Fair Work transfer-of-business provisions are not triggered by the share sale itself, only by post-completion restructures; (b) lease consent is only needed where the lease</w:t>
-      </w:r>
-      <w:r>
-        <w:t xml:space="preserve"> </w:t>
+        <w:t xml:space="preserve"> running through everything: the employer and lessee entity does not change. Students should catch that (a) Fair Work transfer-of-business provisions are not triggered by the share sale itself, only by post-completion restructures; (b) lease consent is only needed where the lease </w:t>
       </w:r>
       <w:r>
         <w:rPr>
@@ -886,10 +808,7 @@
         <w:t xml:space="preserve">deems</w:t>
       </w:r>
       <w:r>
-        <w:t xml:space="preserve"> </w:t>
-      </w:r>
-      <w:r>
-        <w:t xml:space="preserve">change of control an assignment (both seeded leases do, in different ways); (c) the MediTrax clause expressly captures share transfers.</w:t>
+        <w:t xml:space="preserve"> change of control an assignment (both seeded leases do, in different ways); (c) the MediTrax clause expressly captures share transfers.</w:t>
       </w:r>
     </w:p>
     <w:p>
@@ -913,10 +832,7 @@
         <w:t xml:space="preserve">Week 1 — Scoping.</w:t>
       </w:r>
       <w:r>
-        <w:t xml:space="preserve"> </w:t>
-      </w:r>
-      <w:r>
-        <w:t xml:space="preserve">Students explore the seeded project, org context, playbooks and matter list. Exercise: partner pre-brief prompt (James’s prompt 1); discuss how workspace context changes Mike’s answers (ask the same question with and without a project selected).</w:t>
+        <w:t xml:space="preserve"> Students explore the seeded project, org context, playbooks and matter list. Exercise: partner pre-brief prompt (James’s prompt 1); discuss how workspace context changes Rose’s answers (ask the same question with and without a project selected).</w:t>
       </w:r>
     </w:p>
     <w:p>
@@ -930,10 +846,7 @@
         <w:t xml:space="preserve">Week 2 — The EHR crisis (core week).</w:t>
       </w:r>
       <w:r>
-        <w:t xml:space="preserve"> </w:t>
-      </w:r>
-      <w:r>
-        <w:t xml:space="preserve">The emails scenario. Aisha-track students do the manual clause-mapping prompt, then run the seeded agent workflow and critique the difference. Assessment artefact: the one-pager, with the demands-vs-contract table marked against the answer key above. Teaching moments: the approval gate as supervision; role tool allowlists (why can’t the drafting step search Jade?); estimated vs actual token cost on the run.</w:t>
+        <w:t xml:space="preserve"> The emails scenario. Aisha-track students do the manual clause-mapping prompt, then run the seeded agent workflow and critique the difference. Assessment artefact: the one-pager, with the demands-vs-contract table marked against the answer key above. Teaching moments: the approval gate as supervision; role tool allowlists (why can’t the drafting step search Jade?); estimated vs actual token cost on the run.</w:t>
       </w:r>
     </w:p>
     <w:p>
@@ -947,10 +860,7 @@
         <w:t xml:space="preserve">Week 3 — Due diligence at scale.</w:t>
       </w:r>
       <w:r>
-        <w:t xml:space="preserve"> </w:t>
-      </w:r>
-      <w:r>
-        <w:t xml:space="preserve">Tabular reviews over the leases and TSA using the seeded column sets; typed columns and reference documents; tabular ask; the red-flag consolidation workflow. Assessment: red-flag report + verification report with every assertion adjudicated.</w:t>
+        <w:t xml:space="preserve"> Tabular reviews over the leases and TSA using the seeded column sets; typed columns and reference documents; tabular ask; the red-flag consolidation workflow. Assessment: red-flag report + verification report with every assertion adjudicated.</w:t>
       </w:r>
     </w:p>
     <w:p>
@@ -964,10 +874,7 @@
         <w:t xml:space="preserve">Week 4 — Documentation &amp; negotiation.</w:t>
       </w:r>
       <w:r>
-        <w:t xml:space="preserve"> </w:t>
-      </w:r>
-      <w:r>
-        <w:t xml:space="preserve">Clause library work: adapt the CP clauses, draft the MediTrax interim licence variation, redline the TSA against the playbook. Exports (DOCX/PDF, AGLC4 restyle). Discussion: when is a playbook a crutch?</w:t>
+        <w:t xml:space="preserve"> Clause library work: adapt the CP clauses, draft the MediTrax interim licence variation, redline the TSA against the playbook. Exports (DOCX/PDF, AGLC4 restyle). Discussion: when is a playbook a crutch?</w:t>
       </w:r>
     </w:p>
     <w:p>
@@ -981,43 +888,7 @@
         <w:t xml:space="preserve">Week 5 — Completion &amp; governance.</w:t>
       </w:r>
       <w:r>
-        <w:t xml:space="preserve"> </w:t>
-      </w:r>
-      <w:r>
-        <w:t xml:space="preserve">Lists as CP tracker; audit log review (chain of custody for AI outputs); usage/budget vs fixed-fee milestones; Regwatch triage; the</w:t>
-      </w:r>
-      <w:r>
-        <w:t xml:space="preserve"> </w:t>
-      </w:r>
-      <w:r>
-        <w:t xml:space="preserve">‘</w:t>
-      </w:r>
-      <w:r>
-        <w:t xml:space="preserve">Stop the Line</w:t>
-      </w:r>
-      <w:r>
-        <w:t xml:space="preserve">’</w:t>
-      </w:r>
-      <w:r>
-        <w:t xml:space="preserve"> </w:t>
-      </w:r>
-      <w:r>
-        <w:t xml:space="preserve">memo (Priya’s prompt 6). Capstone discussion: what would you need to see before letting Mike’s output go to a client unreviewed — and is the answer</w:t>
-      </w:r>
-      <w:r>
-        <w:t xml:space="preserve"> </w:t>
-      </w:r>
-      <w:r>
-        <w:t xml:space="preserve">“</w:t>
-      </w:r>
-      <w:r>
-        <w:t xml:space="preserve">nothing suffices</w:t>
-      </w:r>
-      <w:r>
-        <w:t xml:space="preserve">”</w:t>
-      </w:r>
-      <w:r>
-        <w:t xml:space="preserve">?</w:t>
+        <w:t xml:space="preserve"> Lists as CP tracker; audit log review (chain of custody for AI outputs); usage/budget vs fixed-fee milestones; Regwatch triage; the ‘Stop the Line’ memo (Priya’s prompt 6). Capstone discussion: what would you need to see before letting Rose’s output go to a client unreviewed — and is the answer “nothing suffices”?</w:t>
       </w:r>
     </w:p>
     <w:p>
@@ -1045,10 +916,7 @@
         <w:t xml:space="preserve">Prompt discipline</w:t>
       </w:r>
       <w:r>
-        <w:t xml:space="preserve"> </w:t>
-      </w:r>
-      <w:r>
-        <w:t xml:space="preserve">— task, sources, format, constraints; the library models this in every prompt.</w:t>
+        <w:t xml:space="preserve"> — task, sources, format, constraints; the library models this in every prompt.</w:t>
       </w:r>
     </w:p>
     <w:p>
@@ -1066,10 +934,7 @@
         <w:t xml:space="preserve">Verification culture</w:t>
       </w:r>
       <w:r>
-        <w:t xml:space="preserve"> </w:t>
-      </w:r>
-      <w:r>
-        <w:t xml:space="preserve">— the AustLII human-validation loop makes citation checking a deliberate act students perform, not a checkbox. The QLD property law question is seeded specifically so that an unverified model answer is plausibly wrong.</w:t>
+        <w:t xml:space="preserve"> — the AustLII human-validation loop makes citation checking a deliberate act students perform, not a checkbox. The QLD property law question is seeded specifically so that an unverified model answer is plausibly wrong.</w:t>
       </w:r>
     </w:p>
     <w:p>
@@ -1087,10 +952,7 @@
         <w:t xml:space="preserve">Supervision &amp; governance</w:t>
       </w:r>
       <w:r>
-        <w:t xml:space="preserve"> </w:t>
-      </w:r>
-      <w:r>
-        <w:t xml:space="preserve">— approval gates, role-scoped tools, audit logs, and cost telemetry map directly onto professional-responsibility discussions (competence, supervision of non-lawyer assistance, costs disclosure).</w:t>
+        <w:t xml:space="preserve"> — approval gates, role-scoped tools, audit logs, and cost telemetry map directly onto professional-responsibility discussions (competence, supervision of non-lawyer assistance, costs disclosure).</w:t>
       </w:r>
     </w:p>
     <w:p>
@@ -1108,13 +970,7 @@
         <w:t xml:space="preserve">Legal judgment over extraction</w:t>
       </w:r>
       <w:r>
-        <w:t xml:space="preserve"> </w:t>
-      </w:r>
-      <w:r>
-        <w:t xml:space="preserve">— the planted-deviation design means the hard marks are for</w:t>
-      </w:r>
-      <w:r>
-        <w:t xml:space="preserve"> </w:t>
+        <w:t xml:space="preserve"> — the planted-deviation design means the hard marks are for </w:t>
       </w:r>
       <w:r>
         <w:rPr>
@@ -1123,10 +979,7 @@
         <w:t xml:space="preserve">classification and consequence</w:t>
       </w:r>
       <w:r>
-        <w:t xml:space="preserve"> </w:t>
-      </w:r>
-      <w:r>
-        <w:t xml:space="preserve">(overreach vs lever, RAG rating, SPA treatment), not retrieval.</w:t>
+        <w:t xml:space="preserve"> (overreach vs lever, RAG rating, SPA treatment), not retrieval.</w:t>
       </w:r>
     </w:p>
     <w:p>
@@ -1148,10 +1001,7 @@
         <w:pStyle w:val="Compact"/>
       </w:pPr>
       <w:r>
-        <w:t xml:space="preserve">Setup order matters: run the SQL first, import the clauses CSV via the UI second (embeddings), upload documents third. Per-student vs shared-account trade-offs are covered in</w:t>
-      </w:r>
-      <w:r>
-        <w:t xml:space="preserve"> </w:t>
+        <w:t xml:space="preserve">Setup order matters: run the SQL first, import the clauses CSV via the UI second (embeddings), upload documents third. Per-student vs shared-account trade-offs are covered in </w:t>
       </w:r>
       <w:r>
         <w:rPr>
@@ -1184,10 +1034,7 @@
         <w:pStyle w:val="Compact"/>
       </w:pPr>
       <w:r>
-        <w:t xml:space="preserve">The seeded scenario dates are September–October 2025 (fixed by the case study). Deadline notifications will not fire for past dates; treat the list as a snapshot of Week 2 state, or update</w:t>
-      </w:r>
-      <w:r>
-        <w:t xml:space="preserve"> </w:t>
+        <w:t xml:space="preserve">The seeded scenario dates are September–October 2025 (fixed by the case study). Deadline notifications will not fire for past dates; treat the list as a snapshot of Week 2 state, or update </w:t>
       </w:r>
       <w:r>
         <w:rPr>
@@ -1196,10 +1043,7 @@
         <w:t xml:space="preserve">due_at</w:t>
       </w:r>
       <w:r>
-        <w:t xml:space="preserve"> </w:t>
-      </w:r>
-      <w:r>
-        <w:t xml:space="preserve">values to the current teaching week if you want the 72-hour deadline sweep and notifications to demonstrate live.</w:t>
+        <w:t xml:space="preserve"> values to the current teaching week if you want the 72-hour deadline sweep and notifications to demonstrate live.</w:t>
       </w:r>
     </w:p>
     <w:p>
